--- a/Documents/Sprint_Plan.docx
+++ b/Documents/Sprint_Plan.docx
@@ -89,7 +89,7 @@
         <w:rPr>
           <w:b/>
         </w:rPr>
-        <w:t>one issue per requirement in `Documents/SRS.md`</w:t>
+        <w:t>one issue per requirement in `Documents/markdown/SRS.md`</w:t>
       </w:r>
       <w:r>
         <w:t xml:space="preserve"> — 30 functional (</w:t>
@@ -4267,7 +4267,7 @@
         <w:rPr>
           <w:rFonts w:ascii="Consolas" w:hAnsi="Consolas"/>
         </w:rPr>
-        <w:t>Documents/Test_Plan.md</w:t>
+        <w:t>Documents/markdown/Test_Plan.md</w:t>
       </w:r>
       <w:r>
         <w:t xml:space="preserve"> have been executed and their </w:t>
@@ -4325,7 +4325,7 @@
         <w:rPr>
           <w:rFonts w:ascii="Consolas" w:hAnsi="Consolas"/>
         </w:rPr>
-        <w:t>Documents/Deviations.md</w:t>
+        <w:t>Documents/markdown/Deviations.md</w:t>
       </w:r>
       <w:r>
         <w:t xml:space="preserve"> when it happens — what changed, why, and which requirement it affects — for explanation at the final demo. Development is </w:t>
